--- a/exports/trestle-brief-technical.docx
+++ b/exports/trestle-brief-technical.docx
@@ -49,6 +49,15 @@
           <w:sz w:val="22"/>
         </w:rPr>
         <w:t>Calc outputs feed a P&amp;L walk and a pivot/analytics layer. Real-time collaboration runs over a WebSocket connection with presence and live cursors; persistence today is full-state PUT per plan, with row-level PATCH and per-cell merge as rebuild targets.</w:t>
+      </w:r>
+    </w:p>
+    <w:p>
+      <w:r>
+        <w:rPr>
+          <w:b w:val="0"/>
+          <w:sz w:val="22"/>
+        </w:rPr>
+        <w:t>Current scope: one midsize organization, ~40 analyst users targeted by EOY. Pilot runs on a single team. Architecture choices below are sized to support a few-hundred-user expansion later without rework, but that broader rollout is not in current scope.</w:t>
       </w:r>
     </w:p>
     <w:p/>

--- a/exports/trestle-brief-technical.docx
+++ b/exports/trestle-brief-technical.docx
@@ -228,8 +228,8 @@
         <w:tblLook w:firstColumn="1" w:firstRow="1" w:lastColumn="0" w:lastRow="0" w:noHBand="0" w:noVBand="1" w:val="04A0"/>
       </w:tblPr>
       <w:tblGrid>
-        <w:gridCol w:w="4320"/>
-        <w:gridCol w:w="4320"/>
+        <w:gridCol w:w="5400"/>
+        <w:gridCol w:w="5400"/>
       </w:tblGrid>
       <w:tr>
         <w:tc>
@@ -249,7 +249,7 @@
         </w:tc>
         <w:tc>
           <w:tcPr>
-            <w:tcW w:type="dxa" w:w="4320"/>
+            <w:tcW w:type="dxa" w:w="5400"/>
           </w:tcPr>
           <w:p>
             <w:r>
@@ -276,7 +276,7 @@
         </w:tc>
         <w:tc>
           <w:tcPr>
-            <w:tcW w:type="dxa" w:w="4320"/>
+            <w:tcW w:type="dxa" w:w="5400"/>
           </w:tcPr>
           <w:p>
             <w:r>
@@ -303,7 +303,7 @@
         </w:tc>
         <w:tc>
           <w:tcPr>
-            <w:tcW w:type="dxa" w:w="4320"/>
+            <w:tcW w:type="dxa" w:w="5400"/>
           </w:tcPr>
           <w:p>
             <w:r>
@@ -330,7 +330,7 @@
         </w:tc>
         <w:tc>
           <w:tcPr>
-            <w:tcW w:type="dxa" w:w="4320"/>
+            <w:tcW w:type="dxa" w:w="5400"/>
           </w:tcPr>
           <w:p>
             <w:r>
@@ -386,8 +386,8 @@
         <w:tblLook w:firstColumn="1" w:firstRow="1" w:lastColumn="0" w:lastRow="0" w:noHBand="0" w:noVBand="1" w:val="04A0"/>
       </w:tblPr>
       <w:tblGrid>
-        <w:gridCol w:w="4320"/>
-        <w:gridCol w:w="4320"/>
+        <w:gridCol w:w="5400"/>
+        <w:gridCol w:w="5400"/>
       </w:tblGrid>
       <w:tr>
         <w:tc>
@@ -407,7 +407,7 @@
         </w:tc>
         <w:tc>
           <w:tcPr>
-            <w:tcW w:type="dxa" w:w="4320"/>
+            <w:tcW w:type="dxa" w:w="5400"/>
           </w:tcPr>
           <w:p>
             <w:r>
@@ -434,7 +434,7 @@
         </w:tc>
         <w:tc>
           <w:tcPr>
-            <w:tcW w:type="dxa" w:w="4320"/>
+            <w:tcW w:type="dxa" w:w="5400"/>
           </w:tcPr>
           <w:p>
             <w:r>
@@ -461,7 +461,7 @@
         </w:tc>
         <w:tc>
           <w:tcPr>
-            <w:tcW w:type="dxa" w:w="4320"/>
+            <w:tcW w:type="dxa" w:w="5400"/>
           </w:tcPr>
           <w:p>
             <w:r>
@@ -488,7 +488,7 @@
         </w:tc>
         <w:tc>
           <w:tcPr>
-            <w:tcW w:type="dxa" w:w="4320"/>
+            <w:tcW w:type="dxa" w:w="5400"/>
           </w:tcPr>
           <w:p>
             <w:r>
@@ -544,8 +544,8 @@
         <w:tblLook w:firstColumn="1" w:firstRow="1" w:lastColumn="0" w:lastRow="0" w:noHBand="0" w:noVBand="1" w:val="04A0"/>
       </w:tblPr>
       <w:tblGrid>
-        <w:gridCol w:w="4320"/>
-        <w:gridCol w:w="4320"/>
+        <w:gridCol w:w="5400"/>
+        <w:gridCol w:w="5400"/>
       </w:tblGrid>
       <w:tr>
         <w:tc>
@@ -565,7 +565,7 @@
         </w:tc>
         <w:tc>
           <w:tcPr>
-            <w:tcW w:type="dxa" w:w="4320"/>
+            <w:tcW w:type="dxa" w:w="5400"/>
           </w:tcPr>
           <w:p>
             <w:r>
@@ -592,7 +592,7 @@
         </w:tc>
         <w:tc>
           <w:tcPr>
-            <w:tcW w:type="dxa" w:w="4320"/>
+            <w:tcW w:type="dxa" w:w="5400"/>
           </w:tcPr>
           <w:p>
             <w:r>
@@ -619,7 +619,7 @@
         </w:tc>
         <w:tc>
           <w:tcPr>
-            <w:tcW w:type="dxa" w:w="4320"/>
+            <w:tcW w:type="dxa" w:w="5400"/>
           </w:tcPr>
           <w:p>
             <w:r>
@@ -646,7 +646,7 @@
         </w:tc>
         <w:tc>
           <w:tcPr>
-            <w:tcW w:type="dxa" w:w="4320"/>
+            <w:tcW w:type="dxa" w:w="5400"/>
           </w:tcPr>
           <w:p>
             <w:r>
@@ -702,8 +702,8 @@
         <w:tblLook w:firstColumn="1" w:firstRow="1" w:lastColumn="0" w:lastRow="0" w:noHBand="0" w:noVBand="1" w:val="04A0"/>
       </w:tblPr>
       <w:tblGrid>
-        <w:gridCol w:w="4320"/>
-        <w:gridCol w:w="4320"/>
+        <w:gridCol w:w="5400"/>
+        <w:gridCol w:w="5400"/>
       </w:tblGrid>
       <w:tr>
         <w:tc>
@@ -723,7 +723,7 @@
         </w:tc>
         <w:tc>
           <w:tcPr>
-            <w:tcW w:type="dxa" w:w="4320"/>
+            <w:tcW w:type="dxa" w:w="5400"/>
           </w:tcPr>
           <w:p>
             <w:r>
@@ -750,7 +750,7 @@
         </w:tc>
         <w:tc>
           <w:tcPr>
-            <w:tcW w:type="dxa" w:w="4320"/>
+            <w:tcW w:type="dxa" w:w="5400"/>
           </w:tcPr>
           <w:p>
             <w:r>
@@ -777,7 +777,7 @@
         </w:tc>
         <w:tc>
           <w:tcPr>
-            <w:tcW w:type="dxa" w:w="4320"/>
+            <w:tcW w:type="dxa" w:w="5400"/>
           </w:tcPr>
           <w:p>
             <w:r>
@@ -804,7 +804,7 @@
         </w:tc>
         <w:tc>
           <w:tcPr>
-            <w:tcW w:type="dxa" w:w="4320"/>
+            <w:tcW w:type="dxa" w:w="5400"/>
           </w:tcPr>
           <w:p>
             <w:r>
@@ -860,8 +860,8 @@
         <w:tblLook w:firstColumn="1" w:firstRow="1" w:lastColumn="0" w:lastRow="0" w:noHBand="0" w:noVBand="1" w:val="04A0"/>
       </w:tblPr>
       <w:tblGrid>
-        <w:gridCol w:w="4320"/>
-        <w:gridCol w:w="4320"/>
+        <w:gridCol w:w="5400"/>
+        <w:gridCol w:w="5400"/>
       </w:tblGrid>
       <w:tr>
         <w:tc>
@@ -881,7 +881,7 @@
         </w:tc>
         <w:tc>
           <w:tcPr>
-            <w:tcW w:type="dxa" w:w="4320"/>
+            <w:tcW w:type="dxa" w:w="5400"/>
           </w:tcPr>
           <w:p>
             <w:r>
@@ -908,7 +908,7 @@
         </w:tc>
         <w:tc>
           <w:tcPr>
-            <w:tcW w:type="dxa" w:w="4320"/>
+            <w:tcW w:type="dxa" w:w="5400"/>
           </w:tcPr>
           <w:p>
             <w:r>
@@ -935,7 +935,7 @@
         </w:tc>
         <w:tc>
           <w:tcPr>
-            <w:tcW w:type="dxa" w:w="4320"/>
+            <w:tcW w:type="dxa" w:w="5400"/>
           </w:tcPr>
           <w:p>
             <w:r>
@@ -962,7 +962,7 @@
         </w:tc>
         <w:tc>
           <w:tcPr>
-            <w:tcW w:type="dxa" w:w="4320"/>
+            <w:tcW w:type="dxa" w:w="5400"/>
           </w:tcPr>
           <w:p>
             <w:r>
@@ -1018,8 +1018,8 @@
         <w:tblLook w:firstColumn="1" w:firstRow="1" w:lastColumn="0" w:lastRow="0" w:noHBand="0" w:noVBand="1" w:val="04A0"/>
       </w:tblPr>
       <w:tblGrid>
-        <w:gridCol w:w="4320"/>
-        <w:gridCol w:w="4320"/>
+        <w:gridCol w:w="5400"/>
+        <w:gridCol w:w="5400"/>
       </w:tblGrid>
       <w:tr>
         <w:tc>
@@ -1039,7 +1039,7 @@
         </w:tc>
         <w:tc>
           <w:tcPr>
-            <w:tcW w:type="dxa" w:w="4320"/>
+            <w:tcW w:type="dxa" w:w="5400"/>
           </w:tcPr>
           <w:p>
             <w:r>
@@ -1066,7 +1066,7 @@
         </w:tc>
         <w:tc>
           <w:tcPr>
-            <w:tcW w:type="dxa" w:w="4320"/>
+            <w:tcW w:type="dxa" w:w="5400"/>
           </w:tcPr>
           <w:p>
             <w:r>
@@ -1093,7 +1093,7 @@
         </w:tc>
         <w:tc>
           <w:tcPr>
-            <w:tcW w:type="dxa" w:w="4320"/>
+            <w:tcW w:type="dxa" w:w="5400"/>
           </w:tcPr>
           <w:p>
             <w:r>
@@ -1120,7 +1120,7 @@
         </w:tc>
         <w:tc>
           <w:tcPr>
-            <w:tcW w:type="dxa" w:w="4320"/>
+            <w:tcW w:type="dxa" w:w="5400"/>
           </w:tcPr>
           <w:p>
             <w:r>
@@ -1176,8 +1176,8 @@
         <w:tblLook w:firstColumn="1" w:firstRow="1" w:lastColumn="0" w:lastRow="0" w:noHBand="0" w:noVBand="1" w:val="04A0"/>
       </w:tblPr>
       <w:tblGrid>
-        <w:gridCol w:w="4320"/>
-        <w:gridCol w:w="4320"/>
+        <w:gridCol w:w="5400"/>
+        <w:gridCol w:w="5400"/>
       </w:tblGrid>
       <w:tr>
         <w:tc>
@@ -1197,7 +1197,7 @@
         </w:tc>
         <w:tc>
           <w:tcPr>
-            <w:tcW w:type="dxa" w:w="4320"/>
+            <w:tcW w:type="dxa" w:w="5400"/>
           </w:tcPr>
           <w:p>
             <w:r>
@@ -1224,7 +1224,7 @@
         </w:tc>
         <w:tc>
           <w:tcPr>
-            <w:tcW w:type="dxa" w:w="4320"/>
+            <w:tcW w:type="dxa" w:w="5400"/>
           </w:tcPr>
           <w:p>
             <w:r>
@@ -1251,7 +1251,7 @@
         </w:tc>
         <w:tc>
           <w:tcPr>
-            <w:tcW w:type="dxa" w:w="4320"/>
+            <w:tcW w:type="dxa" w:w="5400"/>
           </w:tcPr>
           <w:p>
             <w:r>
@@ -1278,7 +1278,7 @@
         </w:tc>
         <w:tc>
           <w:tcPr>
-            <w:tcW w:type="dxa" w:w="4320"/>
+            <w:tcW w:type="dxa" w:w="5400"/>
           </w:tcPr>
           <w:p>
             <w:r>
@@ -1344,8 +1344,8 @@
         <w:tblLook w:firstColumn="1" w:firstRow="1" w:lastColumn="0" w:lastRow="0" w:noHBand="0" w:noVBand="1" w:val="04A0"/>
       </w:tblPr>
       <w:tblGrid>
-        <w:gridCol w:w="4320"/>
-        <w:gridCol w:w="4320"/>
+        <w:gridCol w:w="5400"/>
+        <w:gridCol w:w="5400"/>
       </w:tblGrid>
       <w:tr>
         <w:tc>
@@ -1365,7 +1365,7 @@
         </w:tc>
         <w:tc>
           <w:tcPr>
-            <w:tcW w:type="dxa" w:w="4320"/>
+            <w:tcW w:type="dxa" w:w="5400"/>
           </w:tcPr>
           <w:p>
             <w:r>
@@ -1392,7 +1392,7 @@
         </w:tc>
         <w:tc>
           <w:tcPr>
-            <w:tcW w:type="dxa" w:w="4320"/>
+            <w:tcW w:type="dxa" w:w="5400"/>
           </w:tcPr>
           <w:p>
             <w:r>
@@ -1419,7 +1419,7 @@
         </w:tc>
         <w:tc>
           <w:tcPr>
-            <w:tcW w:type="dxa" w:w="4320"/>
+            <w:tcW w:type="dxa" w:w="5400"/>
           </w:tcPr>
           <w:p>
             <w:r>
@@ -1475,8 +1475,8 @@
         <w:tblLook w:firstColumn="1" w:firstRow="1" w:lastColumn="0" w:lastRow="0" w:noHBand="0" w:noVBand="1" w:val="04A0"/>
       </w:tblPr>
       <w:tblGrid>
-        <w:gridCol w:w="4320"/>
-        <w:gridCol w:w="4320"/>
+        <w:gridCol w:w="5400"/>
+        <w:gridCol w:w="5400"/>
       </w:tblGrid>
       <w:tr>
         <w:tc>
@@ -1496,7 +1496,7 @@
         </w:tc>
         <w:tc>
           <w:tcPr>
-            <w:tcW w:type="dxa" w:w="4320"/>
+            <w:tcW w:type="dxa" w:w="5400"/>
           </w:tcPr>
           <w:p>
             <w:r>
@@ -1523,7 +1523,7 @@
         </w:tc>
         <w:tc>
           <w:tcPr>
-            <w:tcW w:type="dxa" w:w="4320"/>
+            <w:tcW w:type="dxa" w:w="5400"/>
           </w:tcPr>
           <w:p>
             <w:r>
@@ -1550,7 +1550,7 @@
         </w:tc>
         <w:tc>
           <w:tcPr>
-            <w:tcW w:type="dxa" w:w="4320"/>
+            <w:tcW w:type="dxa" w:w="5400"/>
           </w:tcPr>
           <w:p>
             <w:r>
@@ -1606,8 +1606,8 @@
         <w:tblLook w:firstColumn="1" w:firstRow="1" w:lastColumn="0" w:lastRow="0" w:noHBand="0" w:noVBand="1" w:val="04A0"/>
       </w:tblPr>
       <w:tblGrid>
-        <w:gridCol w:w="4320"/>
-        <w:gridCol w:w="4320"/>
+        <w:gridCol w:w="5400"/>
+        <w:gridCol w:w="5400"/>
       </w:tblGrid>
       <w:tr>
         <w:tc>
@@ -1627,7 +1627,7 @@
         </w:tc>
         <w:tc>
           <w:tcPr>
-            <w:tcW w:type="dxa" w:w="4320"/>
+            <w:tcW w:type="dxa" w:w="5400"/>
           </w:tcPr>
           <w:p>
             <w:r>
@@ -1654,7 +1654,7 @@
         </w:tc>
         <w:tc>
           <w:tcPr>
-            <w:tcW w:type="dxa" w:w="4320"/>
+            <w:tcW w:type="dxa" w:w="5400"/>
           </w:tcPr>
           <w:p>
             <w:r>
@@ -1681,7 +1681,7 @@
         </w:tc>
         <w:tc>
           <w:tcPr>
-            <w:tcW w:type="dxa" w:w="4320"/>
+            <w:tcW w:type="dxa" w:w="5400"/>
           </w:tcPr>
           <w:p>
             <w:r>
@@ -1737,8 +1737,8 @@
         <w:tblLook w:firstColumn="1" w:firstRow="1" w:lastColumn="0" w:lastRow="0" w:noHBand="0" w:noVBand="1" w:val="04A0"/>
       </w:tblPr>
       <w:tblGrid>
-        <w:gridCol w:w="4320"/>
-        <w:gridCol w:w="4320"/>
+        <w:gridCol w:w="5400"/>
+        <w:gridCol w:w="5400"/>
       </w:tblGrid>
       <w:tr>
         <w:tc>
@@ -1758,7 +1758,7 @@
         </w:tc>
         <w:tc>
           <w:tcPr>
-            <w:tcW w:type="dxa" w:w="4320"/>
+            <w:tcW w:type="dxa" w:w="5400"/>
           </w:tcPr>
           <w:p>
             <w:r>
@@ -1785,7 +1785,7 @@
         </w:tc>
         <w:tc>
           <w:tcPr>
-            <w:tcW w:type="dxa" w:w="4320"/>
+            <w:tcW w:type="dxa" w:w="5400"/>
           </w:tcPr>
           <w:p>
             <w:r>
@@ -1812,7 +1812,7 @@
         </w:tc>
         <w:tc>
           <w:tcPr>
-            <w:tcW w:type="dxa" w:w="4320"/>
+            <w:tcW w:type="dxa" w:w="5400"/>
           </w:tcPr>
           <w:p>
             <w:r>
@@ -1868,8 +1868,8 @@
         <w:tblLook w:firstColumn="1" w:firstRow="1" w:lastColumn="0" w:lastRow="0" w:noHBand="0" w:noVBand="1" w:val="04A0"/>
       </w:tblPr>
       <w:tblGrid>
-        <w:gridCol w:w="4320"/>
-        <w:gridCol w:w="4320"/>
+        <w:gridCol w:w="5400"/>
+        <w:gridCol w:w="5400"/>
       </w:tblGrid>
       <w:tr>
         <w:tc>
@@ -1889,7 +1889,7 @@
         </w:tc>
         <w:tc>
           <w:tcPr>
-            <w:tcW w:type="dxa" w:w="4320"/>
+            <w:tcW w:type="dxa" w:w="5400"/>
           </w:tcPr>
           <w:p>
             <w:r>
@@ -1916,7 +1916,7 @@
         </w:tc>
         <w:tc>
           <w:tcPr>
-            <w:tcW w:type="dxa" w:w="4320"/>
+            <w:tcW w:type="dxa" w:w="5400"/>
           </w:tcPr>
           <w:p>
             <w:r>
@@ -1972,8 +1972,8 @@
         <w:tblLook w:firstColumn="1" w:firstRow="1" w:lastColumn="0" w:lastRow="0" w:noHBand="0" w:noVBand="1" w:val="04A0"/>
       </w:tblPr>
       <w:tblGrid>
-        <w:gridCol w:w="4320"/>
-        <w:gridCol w:w="4320"/>
+        <w:gridCol w:w="5400"/>
+        <w:gridCol w:w="5400"/>
       </w:tblGrid>
       <w:tr>
         <w:tc>
@@ -1993,7 +1993,7 @@
         </w:tc>
         <w:tc>
           <w:tcPr>
-            <w:tcW w:type="dxa" w:w="4320"/>
+            <w:tcW w:type="dxa" w:w="5400"/>
           </w:tcPr>
           <w:p>
             <w:r>
@@ -2020,7 +2020,7 @@
         </w:tc>
         <w:tc>
           <w:tcPr>
-            <w:tcW w:type="dxa" w:w="4320"/>
+            <w:tcW w:type="dxa" w:w="5400"/>
           </w:tcPr>
           <w:p>
             <w:r>
@@ -2047,7 +2047,7 @@
         </w:tc>
         <w:tc>
           <w:tcPr>
-            <w:tcW w:type="dxa" w:w="4320"/>
+            <w:tcW w:type="dxa" w:w="5400"/>
           </w:tcPr>
           <w:p>
             <w:r>
@@ -2300,13 +2300,13 @@
         <w:tblLook w:firstColumn="1" w:firstRow="1" w:lastColumn="0" w:lastRow="0" w:noHBand="0" w:noVBand="1" w:val="04A0"/>
       </w:tblPr>
       <w:tblGrid>
-        <w:gridCol w:w="4320"/>
-        <w:gridCol w:w="4320"/>
+        <w:gridCol w:w="5400"/>
+        <w:gridCol w:w="5400"/>
       </w:tblGrid>
       <w:tr>
         <w:tc>
           <w:tcPr>
-            <w:tcW w:type="dxa" w:w="4320"/>
+            <w:tcW w:type="dxa" w:w="5400"/>
           </w:tcPr>
           <w:p>
             <w:r>
@@ -2316,7 +2316,7 @@
         </w:tc>
         <w:tc>
           <w:tcPr>
-            <w:tcW w:type="dxa" w:w="4320"/>
+            <w:tcW w:type="dxa" w:w="5400"/>
           </w:tcPr>
           <w:p>
             <w:r>
@@ -2328,7 +2328,7 @@
       <w:tr>
         <w:tc>
           <w:tcPr>
-            <w:tcW w:type="dxa" w:w="4320"/>
+            <w:tcW w:type="dxa" w:w="5400"/>
           </w:tcPr>
           <w:p>
             <w:r>
@@ -2338,7 +2338,7 @@
         </w:tc>
         <w:tc>
           <w:tcPr>
-            <w:tcW w:type="dxa" w:w="4320"/>
+            <w:tcW w:type="dxa" w:w="5400"/>
           </w:tcPr>
           <w:p>
             <w:r>
@@ -2350,7 +2350,7 @@
       <w:tr>
         <w:tc>
           <w:tcPr>
-            <w:tcW w:type="dxa" w:w="4320"/>
+            <w:tcW w:type="dxa" w:w="5400"/>
           </w:tcPr>
           <w:p>
             <w:r>
@@ -2360,7 +2360,7 @@
         </w:tc>
         <w:tc>
           <w:tcPr>
-            <w:tcW w:type="dxa" w:w="4320"/>
+            <w:tcW w:type="dxa" w:w="5400"/>
           </w:tcPr>
           <w:p>
             <w:r>
@@ -2372,7 +2372,7 @@
       <w:tr>
         <w:tc>
           <w:tcPr>
-            <w:tcW w:type="dxa" w:w="4320"/>
+            <w:tcW w:type="dxa" w:w="5400"/>
           </w:tcPr>
           <w:p>
             <w:r>
@@ -2382,7 +2382,7 @@
         </w:tc>
         <w:tc>
           <w:tcPr>
-            <w:tcW w:type="dxa" w:w="4320"/>
+            <w:tcW w:type="dxa" w:w="5400"/>
           </w:tcPr>
           <w:p>
             <w:r>
@@ -2394,7 +2394,7 @@
       <w:tr>
         <w:tc>
           <w:tcPr>
-            <w:tcW w:type="dxa" w:w="4320"/>
+            <w:tcW w:type="dxa" w:w="5400"/>
           </w:tcPr>
           <w:p>
             <w:r>
@@ -2404,7 +2404,7 @@
         </w:tc>
         <w:tc>
           <w:tcPr>
-            <w:tcW w:type="dxa" w:w="4320"/>
+            <w:tcW w:type="dxa" w:w="5400"/>
           </w:tcPr>
           <w:p>
             <w:r>
@@ -2416,7 +2416,7 @@
       <w:tr>
         <w:tc>
           <w:tcPr>
-            <w:tcW w:type="dxa" w:w="4320"/>
+            <w:tcW w:type="dxa" w:w="5400"/>
           </w:tcPr>
           <w:p>
             <w:r>
@@ -2426,7 +2426,7 @@
         </w:tc>
         <w:tc>
           <w:tcPr>
-            <w:tcW w:type="dxa" w:w="4320"/>
+            <w:tcW w:type="dxa" w:w="5400"/>
           </w:tcPr>
           <w:p>
             <w:r>
@@ -3599,7 +3599,7 @@
     </w:p>
     <w:sectPr>
       <w:pgSz w:w="12240" w:h="15840"/>
-      <w:pgMar w:top="1440" w:right="1800" w:bottom="1440" w:left="1800" w:header="720" w:footer="720" w:gutter="0"/>
+      <w:pgMar w:top="720" w:right="720" w:bottom="720" w:left="720" w:header="720" w:footer="720" w:gutter="0"/>
       <w:cols w:space="720"/>
       <w:docGrid w:linePitch="360"/>
     </w:sectPr>
